--- a/dist/12hz-power-grid/12Hz_Commodity_Steel_Transformers_White_Paper_Rev4.docx
+++ b/dist/12hz-power-grid/12Hz_Commodity_Steel_Transformers_White_Paper_Rev4.docx
@@ -533,7 +533,15 @@
         <w:pStyle w:val="BodyText"/>
       </w:pPr>
       <w:r>
-        <w:t xml:space="preserve">For grids interfacing with 60 Hz end-use networks (North America), 12 Hz offers a specific advantage: 60/5 = 12, a clean integer ratio. This enables gearbox-free rotary frequency converters through simple pole-count matching—a 12 Hz synchronous motor with 2 poles runs at 720 RPM, a 60 Hz generator with 10 poles also runs at 720 RPM, sharing a common shaft with no mechanical gearbox. (The European Bahnstrom choice of 16⅔ Hz was optimized for 50 Hz grids: 50/3 = 16.67. The analogous optimization for 60 Hz grids yields 12 Hz.) For 50 Hz grids, the 12 Hz backbone interfaces through the same rotary converter approach with a 50/12 frequency ratio, using appropriate pole-count combinations.</w:t>
+        <w:t xml:space="preserve">For grids interfacing with 60 Hz end-use networks (North America), 12 Hz offers a specific advantage: 60/5 = 12, a clean integer ratio. This enables gearbox-free rotary frequency converters through simple pole-count matching—a 12 Hz synchronous motor with 2 poles runs at 720 RPM, a 60 Hz generator with 10 poles also runs at 720 RPM, sharing a common shaft with no mechanical gearbox. (The European Bahnstrom choice of 16⅔ Hz was optimized for 50 Hz grids: 50/3 = 16.67. The analogous optimization for 60 Hz grids yields 12 Hz.)</w:t>
+      </w:r>
+    </w:p>
+    <w:p>
+      <w:pPr>
+        <w:pStyle w:val="BodyText"/>
+      </w:pPr>
+      <w:r>
+        <w:t xml:space="preserve">For grids interfacing with 50 Hz end-use networks (Europe, much of Asia and Africa, Australia), the analogous clean choice is 12.5 Hz: 50/4 = 12.5, again a clean integer ratio. A 12.5 Hz synchronous motor with 2 poles runs at 750 RPM; a 50 Hz generator with 8 poles also runs at 750 RPM, sharing a common shaft with no gearbox. The 12.5 Hz operating point is architecturally identical to 12 Hz in every other respect: the same transformer designs, the same core materials, the same protection schemes, the same 600V-class distribution voltages, the same end-use compatibility, and the same Bahnstrom-validated low-frequency engineering envelope. Only the rotating-machinery pole counts differ between the 12 Hz (60 Hz integration) and 12.5 Hz (50 Hz integration) variants. The 4% difference in operating frequency is well within the tolerance of every non-rotating component in the architecture, including the transformer cores themselves, which are sized with comfortable margin in either case. The architecture should therefore be understood as a low-frequency design family in the 12–12.5 Hz range, with each grid family selecting the variant that gives a clean integer ratio to its existing 50 or 60 Hz infrastructure. Both variants share a single equipment ecosystem; only rotors are tuned to the local grid.</w:t>
       </w:r>
     </w:p>
     <w:p>
@@ -673,7 +681,7 @@
         <w:t xml:space="preserve"> </w:t>
       </w:r>
       <w:r>
-        <w:t xml:space="preserve">is a synchronous motor mechanically coupled to a synchronous generator on a shared shaft. The motor accepts power at one frequency; the generator delivers power at another. No gearbox is required when the pole counts of the two machines are chosen so that both operate at the same synchronous speed. For 50 Hz to 12 Hz conversion: a 50-pole motor at 50 Hz and a 12-pole generator at 12 Hz both run at 120 RPM on a common shaft. For 60 Hz to 12 Hz: a 10-pole motor at 60 Hz and a 2-pole generator at 12 Hz both run at 720 RPM—the 60/12 = 5:1 integer ratio enables this with the simplest possible pole combination. These machines are not novel. The Bahnstrom system has operated 50/16.7 Hz rotary converters continuously since the 1920s at ratings from single-digit MW to over 100 MW per unit. Siemens and ABB manufacture current-production versions for the European rail network. The adaptation from 50/16.7 Hz to 50/12 Hz (or 60/12 Hz) changes the pole counts but not the engineering principles, the materials, or the manufacturing processes.</w:t>
+        <w:t xml:space="preserve">is a synchronous motor mechanically coupled to a synchronous generator on a shared shaft. The motor accepts power at one frequency; the generator delivers power at another. No gearbox is required when the pole counts of the two machines are chosen so that both operate at the same synchronous speed. For 60 Hz to 12 Hz conversion: a 10-pole motor at 60 Hz and a 2-pole generator at 12 Hz both run at 720 RPM on a common shaft—the 60/12 = 5:1 integer ratio enables this with the simplest possible pole combination. For 50 Hz to 12.5 Hz conversion (the natural choice for 50 Hz integration): an 8-pole motor at 50 Hz and a 2-pole generator at 12.5 Hz both run at 750 RPM, also on a common shaft—the 50/12.5 = 4:1 integer ratio is comparably clean. These machines are not novel. The Bahnstrom system has operated 50/16.7 Hz rotary converters continuously since the 1920s at ratings from single-digit MW to over 100 MW per unit. Siemens and ABB manufacture current-production versions for the European rail network. The adaptation from 50/16.7 Hz to 50/12.5 Hz (or 60/12 Hz) changes the pole counts but not the engineering principles, the materials, or the manufacturing processes.</w:t>
       </w:r>
     </w:p>
     <w:p>
@@ -1399,7 +1407,7 @@
         <w:t xml:space="preserve"> </w:t>
       </w:r>
       <w:r>
-        <w:t xml:space="preserve">A 10 MW 12 Hz microgrid demonstration at a national laboratory validates commodity-steel transformer manufacturing at distribution and sub-transmission voltage levels, electromechanical relay protection coordination, synchronous condenser reactive power compensation, DC-to-12Hz solar interconnect, sodium-ion battery grid-forming operation, and 50/12 Hz rotary frequency converter interface. The pilot leverages 113 years of Bahnstrom data as the baseline and focuses on the delta between 16.7 Hz and 12 Hz, plus the modern storage and renewable integrations.</w:t>
+        <w:t xml:space="preserve">A 10 MW 12 Hz microgrid demonstration at a national laboratory validates commodity-steel transformer manufacturing at distribution and sub-transmission voltage levels, electromechanical relay protection coordination, synchronous condenser reactive power compensation, DC-to-12Hz solar interconnect, sodium-ion battery grid-forming operation, and rotary frequency converter interface (60/12 Hz for hosts on a 60 Hz grid, 50/12.5 Hz for hosts on a 50 Hz grid). The pilot leverages 113 years of Bahnstrom data as the baseline and focuses on the delta between 16.7 Hz and 12–12.5 Hz, plus the modern storage and renewable integrations.</w:t>
       </w:r>
     </w:p>
     <w:p>
@@ -1526,7 +1534,37 @@
         <w:pStyle w:val="BodyText"/>
       </w:pPr>
       <w:r>
-        <w:t xml:space="preserve">Converting a national grid from 50 Hz to 12 Hz requires changing the operating frequency on every transmission and distribution corridor. The grid must continue delivering power throughout the conversion, with outages per section measured in hours, not days. A practical cutover plan must convert the grid section by section while maintaining continuous service.</w:t>
+        <w:t xml:space="preserve">Converting a national grid from its existing 50/60 Hz operating frequency to the corresponding low-frequency variant (12 Hz for 60 Hz nations, 12.5 Hz for 50 Hz nations) requires changing the operating frequency on every transmission and distribution corridor. The grid must continue delivering power throughout the conversion, with outages per section measured in hours, not days. A practical cutover plan must convert the grid section by section while maintaining continuous service. The method described below applies identically to either variant; references to</w:t>
+      </w:r>
+      <w:r>
+        <w:t xml:space="preserve"> </w:t>
+      </w:r>
+      <w:r>
+        <w:t xml:space="preserve">“</w:t>
+      </w:r>
+      <w:r>
+        <w:t xml:space="preserve">12 Hz</w:t>
+      </w:r>
+      <w:r>
+        <w:t xml:space="preserve">”</w:t>
+      </w:r>
+      <w:r>
+        <w:t xml:space="preserve"> </w:t>
+      </w:r>
+      <w:r>
+        <w:t xml:space="preserve">in this appendix should be read as</w:t>
+      </w:r>
+      <w:r>
+        <w:t xml:space="preserve"> </w:t>
+      </w:r>
+      <w:r>
+        <w:t xml:space="preserve">“</w:t>
+      </w:r>
+      <w:r>
+        <w:t xml:space="preserve">the appropriate low-frequency target for the host grid.</w:t>
+      </w:r>
+      <w:r>
+        <w:t xml:space="preserve">”</w:t>
       </w:r>
     </w:p>
     <w:p>
@@ -1692,7 +1730,7 @@
         <w:pStyle w:val="BodyText"/>
       </w:pPr>
       <w:r>
-        <w:t xml:space="preserve">As corridors radiating from a substation are converted one at a time, the 50 Hz domain at that substation shrinks and the 12 Hz domain grows. When all corridors are converted, the bus-tie rotary converter is either repurposed as a grid-forming flywheel at that location, moved to the next substation undergoing conversion, or relocated to an international interconnector as a permanent 50/12 Hz interface. The bus-tie converter fleet, like the temporary conductor stock, is reusable capital equipment that moves through the grid during conversion and finds permanent homes when conversion is complete.</w:t>
+        <w:t xml:space="preserve">As corridors radiating from a substation are converted one at a time, the 50/60 Hz domain at that substation shrinks and the low-frequency domain grows. When all corridors are converted, the bus-tie rotary converter is either repurposed as a grid-forming flywheel at that location, moved to the next substation undergoing conversion, or relocated to an international interconnector as a permanent cross-frequency interface (50/12.5 Hz, 60/12 Hz, or 12/12.5 Hz between adjacent low-frequency grids of differing host families). The bus-tie converter fleet, like the temporary conductor stock, is reusable capital equipment that moves through the grid during conversion and finds permanent homes when conversion is complete.</w:t>
       </w:r>
     </w:p>
     <w:p>

--- a/dist/12hz-power-grid/12Hz_Commodity_Steel_Transformers_White_Paper_Rev4.docx
+++ b/dist/12hz-power-grid/12Hz_Commodity_Steel_Transformers_White_Paper_Rev4.docx
@@ -7,79 +7,7 @@
         <w:pStyle w:val="Title"/>
       </w:pPr>
       <w:r>
-        <w:t xml:space="preserve">Breaking</w:t>
-      </w:r>
-      <w:r>
-        <w:t xml:space="preserve"> </w:t>
-      </w:r>
-      <w:r>
-        <w:t xml:space="preserve">the</w:t>
-      </w:r>
-      <w:r>
-        <w:t xml:space="preserve"> </w:t>
-      </w:r>
-      <w:r>
-        <w:t xml:space="preserve">Grid</w:t>
-      </w:r>
-      <w:r>
-        <w:t xml:space="preserve"> </w:t>
-      </w:r>
-      <w:r>
-        <w:t xml:space="preserve">Chokehold:</w:t>
-      </w:r>
-      <w:r>
-        <w:t xml:space="preserve"> </w:t>
-      </w:r>
-      <w:r>
-        <w:t xml:space="preserve">12</w:t>
-      </w:r>
-      <w:r>
-        <w:t xml:space="preserve"> </w:t>
-      </w:r>
-      <w:r>
-        <w:t xml:space="preserve">Hz</w:t>
-      </w:r>
-      <w:r>
-        <w:t xml:space="preserve"> </w:t>
-      </w:r>
-      <w:r>
-        <w:t xml:space="preserve">Architecture</w:t>
-      </w:r>
-      <w:r>
-        <w:t xml:space="preserve"> </w:t>
-      </w:r>
-      <w:r>
-        <w:t xml:space="preserve">for</w:t>
-      </w:r>
-      <w:r>
-        <w:t xml:space="preserve"> </w:t>
-      </w:r>
-      <w:r>
-        <w:t xml:space="preserve">Autonomous</w:t>
-      </w:r>
-      <w:r>
-        <w:t xml:space="preserve"> </w:t>
-      </w:r>
-      <w:r>
-        <w:t xml:space="preserve">Infrastructure</w:t>
-      </w:r>
-      <w:r>
-        <w:t xml:space="preserve"> </w:t>
-      </w:r>
-      <w:r>
-        <w:t xml:space="preserve">and</w:t>
-      </w:r>
-      <w:r>
-        <w:t xml:space="preserve"> </w:t>
-      </w:r>
-      <w:r>
-        <w:t xml:space="preserve">Rapid</w:t>
-      </w:r>
-      <w:r>
-        <w:t xml:space="preserve"> </w:t>
-      </w:r>
-      <w:r>
-        <w:t xml:space="preserve">Deployment</w:t>
+        <w:t xml:space="preserve">Breaking the Grid Chokehold: 12 Hz Architecture for Autonomous Infrastructure and Rapid Deployment</w:t>
       </w:r>
     </w:p>
     <w:p>
@@ -87,55 +15,7 @@
         <w:pStyle w:val="Subtitle"/>
       </w:pPr>
       <w:r>
-        <w:t xml:space="preserve">Revision</w:t>
-      </w:r>
-      <w:r>
-        <w:t xml:space="preserve"> </w:t>
-      </w:r>
-      <w:r>
-        <w:t xml:space="preserve">4</w:t>
-      </w:r>
-      <w:r>
-        <w:t xml:space="preserve"> </w:t>
-      </w:r>
-      <w:r>
-        <w:t xml:space="preserve">—</w:t>
-      </w:r>
-      <w:r>
-        <w:t xml:space="preserve"> </w:t>
-      </w:r>
-      <w:r>
-        <w:t xml:space="preserve">Proven</w:t>
-      </w:r>
-      <w:r>
-        <w:t xml:space="preserve"> </w:t>
-      </w:r>
-      <w:r>
-        <w:t xml:space="preserve">Technology,</w:t>
-      </w:r>
-      <w:r>
-        <w:t xml:space="preserve"> </w:t>
-      </w:r>
-      <w:r>
-        <w:t xml:space="preserve">Local</w:t>
-      </w:r>
-      <w:r>
-        <w:t xml:space="preserve"> </w:t>
-      </w:r>
-      <w:r>
-        <w:t xml:space="preserve">Manufacturing,</w:t>
-      </w:r>
-      <w:r>
-        <w:t xml:space="preserve"> </w:t>
-      </w:r>
-      <w:r>
-        <w:t xml:space="preserve">National</w:t>
-      </w:r>
-      <w:r>
-        <w:t xml:space="preserve"> </w:t>
-      </w:r>
-      <w:r>
-        <w:t xml:space="preserve">Sovereignty</w:t>
+        <w:t xml:space="preserve">Revision 4 — Proven Technology, Local Manufacturing, National Sovereignty</w:t>
       </w:r>
     </w:p>
     <w:p>
@@ -143,13 +23,7 @@
         <w:pStyle w:val="Author"/>
       </w:pPr>
       <w:r>
-        <w:t xml:space="preserve">David</w:t>
-      </w:r>
-      <w:r>
-        <w:t xml:space="preserve"> </w:t>
-      </w:r>
-      <w:r>
-        <w:t xml:space="preserve">Walther</w:t>
+        <w:t xml:space="preserve">David Walther</w:t>
       </w:r>
     </w:p>
     <w:p>
@@ -457,13 +331,7 @@
         <w:t xml:space="preserve"> </w:t>
       </w:r>
       <w:r>
-        <w:t xml:space="preserve">“</w:t>
-      </w:r>
-      <w:r>
-        <w:t xml:space="preserve">most efficient</w:t>
-      </w:r>
-      <w:r>
-        <w:t xml:space="preserve">”</w:t>
+        <w:t xml:space="preserve">“most efficient”</w:t>
       </w:r>
       <w:r>
         <w:t xml:space="preserve"> </w:t>
@@ -611,13 +479,7 @@
         <w:t xml:space="preserve"> </w:t>
       </w:r>
       <w:r>
-        <w:t xml:space="preserve">“</w:t>
-      </w:r>
-      <w:r>
-        <w:t xml:space="preserve">last mile</w:t>
-      </w:r>
-      <w:r>
-        <w:t xml:space="preserve">”</w:t>
+        <w:t xml:space="preserve">“last mile”</w:t>
       </w:r>
       <w:r>
         <w:t xml:space="preserve"> </w:t>
@@ -911,13 +773,7 @@
         <w:t xml:space="preserve"> </w:t>
       </w:r>
       <w:r>
-        <w:t xml:space="preserve">“</w:t>
-      </w:r>
-      <w:r>
-        <w:t xml:space="preserve">120V</w:t>
-      </w:r>
-      <w:r>
-        <w:t xml:space="preserve">”</w:t>
+        <w:t xml:space="preserve">“120V”</w:t>
       </w:r>
       <w:r>
         <w:t xml:space="preserve"> </w:t>
@@ -929,13 +785,7 @@
         <w:t xml:space="preserve"> </w:t>
       </w:r>
       <w:r>
-        <w:t xml:space="preserve">“</w:t>
-      </w:r>
-      <w:r>
-        <w:t xml:space="preserve">230V</w:t>
-      </w:r>
-      <w:r>
-        <w:t xml:space="preserve">”</w:t>
+        <w:t xml:space="preserve">“230V”</w:t>
       </w:r>
       <w:r>
         <w:t xml:space="preserve"> </w:t>
@@ -1019,13 +869,7 @@
         <w:t xml:space="preserve"> </w:t>
       </w:r>
       <w:r>
-        <w:t xml:space="preserve">“</w:t>
-      </w:r>
-      <w:r>
-        <w:t xml:space="preserve">flag day</w:t>
-      </w:r>
-      <w:r>
-        <w:t xml:space="preserve">”</w:t>
+        <w:t xml:space="preserve">“flag day”</w:t>
       </w:r>
       <w:r>
         <w:t xml:space="preserve"> </w:t>
@@ -1037,13 +881,7 @@
         <w:t xml:space="preserve"> </w:t>
       </w:r>
       <w:r>
-        <w:t xml:space="preserve">“</w:t>
-      </w:r>
-      <w:r>
-        <w:t xml:space="preserve">convert a bit at a time</w:t>
-      </w:r>
-      <w:r>
-        <w:t xml:space="preserve">”</w:t>
+        <w:t xml:space="preserve">“convert a bit at a time”</w:t>
       </w:r>
       <w:r>
         <w:t xml:space="preserve"> </w:t>
@@ -1159,52 +997,38 @@
           <w:b/>
           <w:bCs/>
         </w:rPr>
-        <w:t xml:space="preserve">“</w:t>
+        <w:t xml:space="preserve">“earthquake machine”</w:t>
       </w:r>
       <w:r>
         <w:rPr>
           <w:b/>
           <w:bCs/>
         </w:rPr>
-        <w:t xml:space="preserve">earthquake machine</w:t>
+        <w:t xml:space="preserve"> </w:t>
       </w:r>
       <w:r>
         <w:rPr>
           <w:b/>
           <w:bCs/>
         </w:rPr>
-        <w:t xml:space="preserve">”</w:t>
-      </w:r>
+        <w:t xml:space="preserve">framing is wrong.</w:t>
+      </w:r>
+      <w:r>
+        <w:t xml:space="preserve"> </w:t>
+      </w:r>
+      <w:r>
+        <w:t xml:space="preserve">The energy scales do not support the alarm. Magnetostrictive strain in transformer steel is on the order of 1–10 parts per million. Grain-oriented silicon steel measures below 1 ppm in the rolling direction and reaches only 2.5–3 ppm at corners and T-joints, with structural discontinuities lifting the effective local strain toward 10 ppm. For a one-meter core dimension, that is a few microns of cyclic dimensional change per cycle. The total acoustic power radiated by even a large transformer is in the watts-to-kilowatts range. A vibratory roller, by contrast, delivers tens to hundreds of kilonewtons of dynamic force at 17–30 Hz directly into the soil column — one published study cited 416 kN at 27 Hz for a single roller. The roller’s eccentric mass is engineered specifically to inject mechanical energy into the ground; the transformer is not. The transformer also sits on a concrete pad with substantial mass coupling that further attenuates ground transmission, while the roller is designed for maximum ground-coupling efficiency. The acoustic power radiated by a 12 Hz transformer at 24 Hz is roughly four to six orders of magnitude below the ground-injected power of a vibratory roller at 17 Hz, and the coupling pathway is dramatically less efficient. Whatever a 12 Hz substation does to the surrounding earth, it does not approach what a single piece of compaction equipment does in the course of a normal road-paving day.</w:t>
+      </w:r>
+    </w:p>
+    <w:p>
+      <w:pPr>
+        <w:pStyle w:val="BodyText"/>
+      </w:pPr>
       <w:r>
         <w:rPr>
           <w:b/>
           <w:bCs/>
         </w:rPr>
-        <w:t xml:space="preserve"> </w:t>
-      </w:r>
-      <w:r>
-        <w:rPr>
-          <w:b/>
-          <w:bCs/>
-        </w:rPr>
-        <w:t xml:space="preserve">framing is wrong.</w:t>
-      </w:r>
-      <w:r>
-        <w:t xml:space="preserve"> </w:t>
-      </w:r>
-      <w:r>
-        <w:t xml:space="preserve">The energy scales do not support the alarm. Magnetostrictive strain in transformer steel is on the order of 1–10 parts per million. Grain-oriented silicon steel measures below 1 ppm in the rolling direction and reaches only 2.5–3 ppm at corners and T-joints, with structural discontinuities lifting the effective local strain toward 10 ppm. For a one-meter core dimension, that is a few microns of cyclic dimensional change per cycle. The total acoustic power radiated by even a large transformer is in the watts-to-kilowatts range. A vibratory roller, by contrast, delivers tens to hundreds of kilonewtons of dynamic force at 17–30 Hz directly into the soil column — one published study cited 416 kN at 27 Hz for a single roller. The roller’s eccentric mass is engineered specifically to inject mechanical energy into the ground; the transformer is not. The transformer also sits on a concrete pad with substantial mass coupling that further attenuates ground transmission, while the roller is designed for maximum ground-coupling efficiency. The acoustic power radiated by a 12 Hz transformer at 24 Hz is roughly four to six orders of magnitude below the ground-injected power of a vibratory roller at 17 Hz, and the coupling pathway is dramatically less efficient. Whatever a 12 Hz substation does to the surrounding earth, it does not approach what a single piece of compaction equipment does in the course of a normal road-paving day.</w:t>
-      </w:r>
-    </w:p>
-    <w:p>
-      <w:pPr>
-        <w:pStyle w:val="BodyText"/>
-      </w:pPr>
-      <w:r>
-        <w:rPr>
-          <w:b/>
-          <w:bCs/>
-        </w:rPr>
         <w:t xml:space="preserve">The real, smaller concerns.</w:t>
       </w:r>
       <w:r>
@@ -1257,13 +1081,7 @@
         <w:t xml:space="preserve"> </w:t>
       </w:r>
       <w:r>
-        <w:t xml:space="preserve">“</w:t>
-      </w:r>
-      <w:r>
-        <w:t xml:space="preserve">earthquake machine</w:t>
-      </w:r>
-      <w:r>
-        <w:t xml:space="preserve">”</w:t>
+        <w:t xml:space="preserve">“earthquake machine”</w:t>
       </w:r>
       <w:r>
         <w:t xml:space="preserve"> </w:t>
@@ -1540,13 +1358,7 @@
         <w:t xml:space="preserve"> </w:t>
       </w:r>
       <w:r>
-        <w:t xml:space="preserve">“</w:t>
-      </w:r>
-      <w:r>
-        <w:t xml:space="preserve">12 Hz</w:t>
-      </w:r>
-      <w:r>
-        <w:t xml:space="preserve">”</w:t>
+        <w:t xml:space="preserve">“12 Hz”</w:t>
       </w:r>
       <w:r>
         <w:t xml:space="preserve"> </w:t>
@@ -1558,13 +1370,7 @@
         <w:t xml:space="preserve"> </w:t>
       </w:r>
       <w:r>
-        <w:t xml:space="preserve">“</w:t>
-      </w:r>
-      <w:r>
-        <w:t xml:space="preserve">the appropriate low-frequency target for the host grid.</w:t>
-      </w:r>
-      <w:r>
-        <w:t xml:space="preserve">”</w:t>
+        <w:t xml:space="preserve">“the appropriate low-frequency target for the host grid.”</w:t>
       </w:r>
     </w:p>
     <w:p>
@@ -1837,7 +1643,6 @@
       <w:tblPr>
         <w:tblStyle w:val="Table"/>
         <w:tblW w:type="pct" w:w="5000"/>
-        <w:jc w:val="left"/>
         <w:tblLayout w:type="fixed"/>
         <w:tblLook w:firstRow="1" w:lastRow="0" w:firstColumn="0" w:lastColumn="0" w:noHBand="0" w:noVBand="0" w:val="0020"/>
       </w:tblPr>
@@ -2152,7 +1957,7 @@
       <w:lvlText w:val=" "/>
       <w:lvlJc w:val="left"/>
       <w:pPr>
-        <w:ind w:left="720" w:hanging="480"/>
+        <w:ind w:left="720" w:hanging="360"/>
       </w:pPr>
     </w:lvl>
     <w:lvl w:ilvl="1">
@@ -2160,7 +1965,7 @@
       <w:lvlText w:val=" "/>
       <w:lvlJc w:val="left"/>
       <w:pPr>
-        <w:ind w:left="1440" w:hanging="480"/>
+        <w:ind w:left="1440" w:hanging="360"/>
       </w:pPr>
     </w:lvl>
     <w:lvl w:ilvl="2">
@@ -2168,7 +1973,7 @@
       <w:lvlText w:val=" "/>
       <w:lvlJc w:val="left"/>
       <w:pPr>
-        <w:ind w:left="2160" w:hanging="480"/>
+        <w:ind w:left="2160" w:hanging="360"/>
       </w:pPr>
     </w:lvl>
     <w:lvl w:ilvl="3">
@@ -2176,7 +1981,7 @@
       <w:lvlText w:val=" "/>
       <w:lvlJc w:val="left"/>
       <w:pPr>
-        <w:ind w:left="2880" w:hanging="480"/>
+        <w:ind w:left="2880" w:hanging="360"/>
       </w:pPr>
     </w:lvl>
     <w:lvl w:ilvl="4">
@@ -2184,7 +1989,7 @@
       <w:lvlText w:val=" "/>
       <w:lvlJc w:val="left"/>
       <w:pPr>
-        <w:ind w:left="3600" w:hanging="480"/>
+        <w:ind w:left="3600" w:hanging="360"/>
       </w:pPr>
     </w:lvl>
     <w:lvl w:ilvl="5">
@@ -2192,7 +1997,7 @@
       <w:lvlText w:val=" "/>
       <w:lvlJc w:val="left"/>
       <w:pPr>
-        <w:ind w:left="4320" w:hanging="480"/>
+        <w:ind w:left="4320" w:hanging="360"/>
       </w:pPr>
     </w:lvl>
     <w:lvl w:ilvl="6">
@@ -2200,7 +2005,7 @@
       <w:lvlText w:val=" "/>
       <w:lvlJc w:val="left"/>
       <w:pPr>
-        <w:ind w:left="5040" w:hanging="480"/>
+        <w:ind w:left="5040" w:hanging="360"/>
       </w:pPr>
     </w:lvl>
     <w:lvl w:ilvl="7">
@@ -2208,7 +2013,7 @@
       <w:lvlText w:val=" "/>
       <w:lvlJc w:val="left"/>
       <w:pPr>
-        <w:ind w:left="5760" w:hanging="480"/>
+        <w:ind w:left="5760" w:hanging="360"/>
       </w:pPr>
     </w:lvl>
     <w:lvl w:ilvl="8">
@@ -2216,7 +2021,7 @@
       <w:lvlText w:val=" "/>
       <w:lvlJc w:val="left"/>
       <w:pPr>
-        <w:ind w:left="6480" w:hanging="480"/>
+        <w:ind w:left="6480" w:hanging="360"/>
       </w:pPr>
     </w:lvl>
   </w:abstractNum>
@@ -2225,75 +2030,102 @@
     <w:multiLevelType w:val="multilevel"/>
     <w:lvl w:ilvl="0">
       <w:numFmt w:val="bullet"/>
-      <w:lvlText w:val="•"/>
+      <w:lvlText w:val=""/>
       <w:lvlJc w:val="left"/>
       <w:pPr>
-        <w:ind w:left="720" w:hanging="480"/>
-      </w:pPr>
+        <w:ind w:left="720" w:hanging="360"/>
+      </w:pPr>
+      <w:rPr>
+        <w:rFonts w:ascii="Symbol" w:hAnsi="Symbol" w:cs="Symbol" w:hint="default"/>
+      </w:rPr>
     </w:lvl>
     <w:lvl w:ilvl="1">
       <w:numFmt w:val="bullet"/>
-      <w:lvlText w:val="–"/>
+      <w:lvlText w:val="o"/>
       <w:lvlJc w:val="left"/>
       <w:pPr>
-        <w:ind w:left="1440" w:hanging="480"/>
-      </w:pPr>
+        <w:ind w:left="1440" w:hanging="360"/>
+      </w:pPr>
+      <w:rPr>
+        <w:rFonts w:ascii="Courier New" w:hAnsi="Courier New" w:cs="Courier New" w:hint="default"/>
+      </w:rPr>
     </w:lvl>
     <w:lvl w:ilvl="2">
       <w:numFmt w:val="bullet"/>
-      <w:lvlText w:val="•"/>
+      <w:lvlText w:val=""/>
       <w:lvlJc w:val="left"/>
       <w:pPr>
-        <w:ind w:left="2160" w:hanging="480"/>
-      </w:pPr>
+        <w:ind w:left="2160" w:hanging="360"/>
+      </w:pPr>
+      <w:rPr>
+        <w:rFonts w:ascii="Wingdings" w:hAnsi="Wingdings" w:cs="Wingdings" w:hint="default"/>
+      </w:rPr>
     </w:lvl>
     <w:lvl w:ilvl="3">
       <w:numFmt w:val="bullet"/>
-      <w:lvlText w:val="–"/>
+      <w:lvlText w:val=""/>
       <w:lvlJc w:val="left"/>
       <w:pPr>
-        <w:ind w:left="2880" w:hanging="480"/>
-      </w:pPr>
+        <w:ind w:left="2880" w:hanging="360"/>
+      </w:pPr>
+      <w:rPr>
+        <w:rFonts w:ascii="Symbol" w:hAnsi="Symbol" w:cs="Symbol" w:hint="default"/>
+      </w:rPr>
     </w:lvl>
     <w:lvl w:ilvl="4">
       <w:numFmt w:val="bullet"/>
-      <w:lvlText w:val="•"/>
+      <w:lvlText w:val="o"/>
       <w:lvlJc w:val="left"/>
       <w:pPr>
-        <w:ind w:left="3600" w:hanging="480"/>
-      </w:pPr>
+        <w:ind w:left="3600" w:hanging="360"/>
+      </w:pPr>
+      <w:rPr>
+        <w:rFonts w:ascii="Courier New" w:hAnsi="Courier New" w:cs="Courier New" w:hint="default"/>
+      </w:rPr>
     </w:lvl>
     <w:lvl w:ilvl="5">
       <w:numFmt w:val="bullet"/>
-      <w:lvlText w:val="–"/>
+      <w:lvlText w:val=""/>
       <w:lvlJc w:val="left"/>
       <w:pPr>
-        <w:ind w:left="4320" w:hanging="480"/>
-      </w:pPr>
+        <w:ind w:left="4320" w:hanging="360"/>
+      </w:pPr>
+      <w:rPr>
+        <w:rFonts w:ascii="Wingdings" w:hAnsi="Wingdings" w:cs="Wingdings" w:hint="default"/>
+      </w:rPr>
     </w:lvl>
     <w:lvl w:ilvl="6">
       <w:numFmt w:val="bullet"/>
-      <w:lvlText w:val="•"/>
+      <w:lvlText w:val=""/>
       <w:lvlJc w:val="left"/>
       <w:pPr>
-        <w:ind w:left="5040" w:hanging="480"/>
-      </w:pPr>
+        <w:ind w:left="5040" w:hanging="360"/>
+      </w:pPr>
+      <w:rPr>
+        <w:rFonts w:ascii="Symbol" w:hAnsi="Symbol" w:cs="Symbol" w:hint="default"/>
+      </w:rPr>
     </w:lvl>
     <w:lvl w:ilvl="7">
       <w:numFmt w:val="bullet"/>
-      <w:lvlText w:val="–"/>
+      <w:lvlText w:val="o"/>
       <w:lvlJc w:val="left"/>
       <w:pPr>
-        <w:ind w:left="5760" w:hanging="480"/>
-      </w:pPr>
+        <w:ind w:left="5760" w:hanging="360"/>
+      </w:pPr>
+      <w:rPr>
+        <w:rFonts w:ascii="Courier New" w:hAnsi="Courier New" w:cs="Courier New" w:hint="default"/>
+      </w:rPr>
     </w:lvl>
     <w:lvl w:ilvl="8">
       <w:numFmt w:val="bullet"/>
-      <w:lvlText w:val="•"/>
+      <w:lvlText w:val=""/>
       <w:lvlJc w:val="left"/>
       <w:pPr>
-        <w:ind w:left="6480" w:hanging="480"/>
-      </w:pPr>
+        <w:ind w:left="6480" w:hanging="360"/>
+      </w:pPr>
+      <w:rPr>
+        <w:rFonts w:ascii="Wingdings" w:hAnsi="Wingdings" w:cs="Wingdings" w:hint="default"/>
+      </w:rPr>
     </w:lvl>
   </w:abstractNum>
   <w:abstractNum w:abstractNumId="99411">
@@ -2305,7 +2137,7 @@
       <w:lvlText w:val="%1."/>
       <w:lvlJc w:val="left"/>
       <w:pPr>
-        <w:ind w:left="720" w:hanging="480"/>
+        <w:ind w:left="720" w:hanging="360"/>
       </w:pPr>
     </w:lvl>
     <w:lvl w:ilvl="1">
@@ -2314,7 +2146,7 @@
       <w:lvlText w:val="%2."/>
       <w:lvlJc w:val="left"/>
       <w:pPr>
-        <w:ind w:left="1440" w:hanging="480"/>
+        <w:ind w:left="1440" w:hanging="360"/>
       </w:pPr>
     </w:lvl>
     <w:lvl w:ilvl="2">
@@ -2323,7 +2155,7 @@
       <w:lvlText w:val="%3."/>
       <w:lvlJc w:val="left"/>
       <w:pPr>
-        <w:ind w:left="2160" w:hanging="480"/>
+        <w:ind w:left="2160" w:hanging="360"/>
       </w:pPr>
     </w:lvl>
     <w:lvl w:ilvl="3">
@@ -2332,7 +2164,7 @@
       <w:lvlText w:val="%4."/>
       <w:lvlJc w:val="left"/>
       <w:pPr>
-        <w:ind w:left="2880" w:hanging="480"/>
+        <w:ind w:left="2880" w:hanging="360"/>
       </w:pPr>
     </w:lvl>
     <w:lvl w:ilvl="4">
@@ -2341,7 +2173,7 @@
       <w:lvlText w:val="%5."/>
       <w:lvlJc w:val="left"/>
       <w:pPr>
-        <w:ind w:left="3600" w:hanging="480"/>
+        <w:ind w:left="3600" w:hanging="360"/>
       </w:pPr>
     </w:lvl>
     <w:lvl w:ilvl="5">
@@ -2350,7 +2182,7 @@
       <w:lvlText w:val="%6."/>
       <w:lvlJc w:val="left"/>
       <w:pPr>
-        <w:ind w:left="4320" w:hanging="480"/>
+        <w:ind w:left="4320" w:hanging="360"/>
       </w:pPr>
     </w:lvl>
     <w:lvl w:ilvl="6">
@@ -2359,7 +2191,7 @@
       <w:lvlText w:val="%7."/>
       <w:lvlJc w:val="left"/>
       <w:pPr>
-        <w:ind w:left="5040" w:hanging="480"/>
+        <w:ind w:left="5040" w:hanging="360"/>
       </w:pPr>
     </w:lvl>
     <w:lvl w:ilvl="7">
@@ -2368,7 +2200,7 @@
       <w:lvlText w:val="%8."/>
       <w:lvlJc w:val="left"/>
       <w:pPr>
-        <w:ind w:left="5760" w:hanging="480"/>
+        <w:ind w:left="5760" w:hanging="360"/>
       </w:pPr>
     </w:lvl>
     <w:lvl w:ilvl="8">
@@ -2377,7 +2209,7 @@
       <w:lvlText w:val="%9."/>
       <w:lvlJc w:val="left"/>
       <w:pPr>
-        <w:ind w:left="6480" w:hanging="480"/>
+        <w:ind w:left="6480" w:hanging="360"/>
       </w:pPr>
     </w:lvl>
   </w:abstractNum>
